--- a/doc/journalDeBord.docx
+++ b/doc/journalDeBord.docx
@@ -405,15 +405,15 @@
         <w:spacing w:before="100" w:beforeAutospacing="1"/>
       </w:pPr>
       <w:r>
+        <w:t>8 :30 Je commence à faire ma page de création de fiche et la page d’affichage de fiche</w:t>
+      </w:r>
+    </w:p>
+    <w:p>
+      <w:pPr>
+        <w:spacing w:before="100" w:beforeAutospacing="1"/>
+      </w:pPr>
+      <w:r>
         <w:lastRenderedPageBreak/>
-        <w:t>8 :30 Je commence à faire ma page de création de fiche et la page d’affichage de fiche</w:t>
-      </w:r>
-    </w:p>
-    <w:p>
-      <w:pPr>
-        <w:spacing w:before="100" w:beforeAutospacing="1"/>
-      </w:pPr>
-      <w:r>
         <w:t xml:space="preserve">9 :30 J’ai finis de faire la page de création de fiches. Je commence à faire la page des fiches des véhicules. </w:t>
       </w:r>
     </w:p>
@@ -589,7 +589,6 @@
         <w:spacing w:before="100" w:beforeAutospacing="1"/>
       </w:pPr>
       <w:r>
-        <w:lastRenderedPageBreak/>
         <w:t>Bilan</w:t>
       </w:r>
     </w:p>
@@ -618,6 +617,7 @@
           <w:sz w:val="24"/>
           <w:szCs w:val="24"/>
         </w:rPr>
+        <w:lastRenderedPageBreak/>
         <w:t>J5 : lundi 08 mai 2023</w:t>
       </w:r>
     </w:p>
@@ -807,31 +807,31 @@
         <w:spacing w:before="100" w:beforeAutospacing="1"/>
       </w:pPr>
       <w:r>
+        <w:t>7 :40 J’ai eu la visite de mes 2 experts. Ils m’ont demandé si tous se passait bien et j’ai dû montre mon rapport et mon planning effectif.</w:t>
+      </w:r>
+    </w:p>
+    <w:p>
+      <w:pPr>
+        <w:spacing w:before="100" w:beforeAutospacing="1"/>
+      </w:pPr>
+      <w:r>
+        <w:t>7 :50 Ce matin je décide de commence par faire le système d’ajout au favoris et suppression.</w:t>
+      </w:r>
+    </w:p>
+    <w:p>
+      <w:pPr>
+        <w:spacing w:before="100" w:beforeAutospacing="1"/>
+      </w:pPr>
+      <w:r>
+        <w:t>10 :20 J’ai finis de faire ma fonctionnalité d’ajout aux favoris et de suppression Je commence à faire mon plan à faire on fait mon plan de teste.</w:t>
+      </w:r>
+    </w:p>
+    <w:p>
+      <w:pPr>
+        <w:spacing w:before="100" w:beforeAutospacing="1"/>
+      </w:pPr>
+      <w:r>
         <w:lastRenderedPageBreak/>
-        <w:t>7 :40 J’ai eu la visite de mes 2 experts. Ils m’ont demandé si tous se passait bien et j’ai dû montre mon rapport et mon planning effectif.</w:t>
-      </w:r>
-    </w:p>
-    <w:p>
-      <w:pPr>
-        <w:spacing w:before="100" w:beforeAutospacing="1"/>
-      </w:pPr>
-      <w:r>
-        <w:t>7 :50 Ce matin je décide de commence par faire le système d’ajout au favoris et suppression.</w:t>
-      </w:r>
-    </w:p>
-    <w:p>
-      <w:pPr>
-        <w:spacing w:before="100" w:beforeAutospacing="1"/>
-      </w:pPr>
-      <w:r>
-        <w:t>10 :20 J’ai finis de faire ma fonctionnalité d’ajout aux favoris et de suppression Je commence à faire mon plan à faire on fait mon plan de teste.</w:t>
-      </w:r>
-    </w:p>
-    <w:p>
-      <w:pPr>
-        <w:spacing w:before="100" w:beforeAutospacing="1"/>
-      </w:pPr>
-      <w:r>
         <w:t xml:space="preserve">11 :20 j’ai finis mon plan de teste je commence à faire ma doc </w:t>
       </w:r>
     </w:p>
@@ -997,7 +997,6 @@
         </w:rPr>
       </w:pPr>
       <w:r>
-        <w:lastRenderedPageBreak/>
         <w:t xml:space="preserve">J’ai pris pas mal de retard pour la gestion de l’administrateur car il y’avait pas mal de fonctionnalité suppression et la modification. </w:t>
       </w:r>
     </w:p>
@@ -1051,6 +1050,7 @@
         <w:spacing w:before="100" w:beforeAutospacing="1"/>
       </w:pPr>
       <w:r>
+        <w:lastRenderedPageBreak/>
         <w:t>Déroulement</w:t>
       </w:r>
     </w:p>
@@ -1170,7 +1170,6 @@
         </w:rPr>
       </w:pPr>
       <w:r>
-        <w:lastRenderedPageBreak/>
         <w:t xml:space="preserve">J’ai pris pas mal de retard pour la gestion de l’administrateur car il y’avait pas mal de fonctionnalité suppression et la modification. </w:t>
       </w:r>
     </w:p>
@@ -1232,6 +1231,7 @@
         <w:spacing w:before="100" w:beforeAutospacing="1"/>
       </w:pPr>
       <w:r>
+        <w:lastRenderedPageBreak/>
         <w:t xml:space="preserve">7 :40 Je continue ce que j’avais laisse la semaine dernière sur la vue des utilisateurs  </w:t>
       </w:r>
     </w:p>
@@ -1473,32 +1473,14 @@
     <w:r>
       <w:t xml:space="preserve"> sur </w:t>
     </w:r>
-    <w:r>
-      <w:fldChar w:fldCharType="begin"/>
-    </w:r>
-    <w:r>
-      <w:instrText xml:space="preserve"> SECTIONPAGES  \* Arabic  \* MERGEFORMAT </w:instrText>
-    </w:r>
-    <w:r>
-      <w:fldChar w:fldCharType="separate"/>
-    </w:r>
-    <w:r>
-      <w:rPr>
-        <w:noProof/>
-      </w:rPr>
-      <w:t>7</w:t>
-    </w:r>
-    <w:r>
-      <w:rPr>
-        <w:noProof/>
-      </w:rPr>
-      <w:fldChar w:fldCharType="end"/>
-    </w:r>
-  </w:p>
-  <w:p>
-    <w:pPr>
-      <w:pStyle w:val="Pieddepage"/>
-    </w:pPr>
+    <w:fldSimple w:instr=" SECTIONPAGES  \* Arabic  \* MERGEFORMAT ">
+      <w:r>
+        <w:rPr>
+          <w:noProof/>
+        </w:rPr>
+        <w:t>7</w:t>
+      </w:r>
+    </w:fldSimple>
   </w:p>
 </w:ftr>
 </file>
@@ -1544,19 +1526,18 @@
       <w:t>Maleq</w:t>
     </w:r>
     <w:r>
-      <w:t xml:space="preserve">                          Travail Pratique Individuel</w:t>
+      <w:t xml:space="preserve">                          </w:t>
     </w:r>
     <w:r>
       <w:tab/>
     </w:r>
     <w:r>
+      <w:t>Travail Pratique Individuel</w:t>
+    </w:r>
+    <w:r>
+      <w:tab/>
       <w:t>I-FA-P3B</w:t>
     </w:r>
-  </w:p>
-  <w:p>
-    <w:pPr>
-      <w:pStyle w:val="En-tte"/>
-    </w:pPr>
   </w:p>
 </w:hdr>
 </file>
